--- a/assignment/Problem Statement.docx
+++ b/assignment/Problem Statement.docx
@@ -921,17 +921,31 @@
           <w14:ligatures w14:val="none"/>
         </w:rPr>
       </w:pPr>
-      <w:r>
-        <w:rPr>
-          <w:rFonts w:ascii="Segoe UI" w:eastAsia="Times New Roman" w:hAnsi="Segoe UI" w:cs="Segoe UI"/>
-          <w:color w:val="0D0D0D"/>
-          <w:kern w:val="0"/>
-          <w:sz w:val="24"/>
-          <w:szCs w:val="24"/>
-          <w:lang w:eastAsia="en-IN"/>
-          <w14:ligatures w14:val="none"/>
-        </w:rPr>
-        <w:t>Analyze seasonal or periodic variations in complaint volume.</w:t>
+      <w:proofErr w:type="spellStart"/>
+      <w:r>
+        <w:rPr>
+          <w:rFonts w:ascii="Segoe UI" w:eastAsia="Times New Roman" w:hAnsi="Segoe UI" w:cs="Segoe UI"/>
+          <w:color w:val="0D0D0D"/>
+          <w:kern w:val="0"/>
+          <w:sz w:val="24"/>
+          <w:szCs w:val="24"/>
+          <w:lang w:eastAsia="en-IN"/>
+          <w14:ligatures w14:val="none"/>
+        </w:rPr>
+        <w:t>Analyze</w:t>
+      </w:r>
+      <w:proofErr w:type="spellEnd"/>
+      <w:r>
+        <w:rPr>
+          <w:rFonts w:ascii="Segoe UI" w:eastAsia="Times New Roman" w:hAnsi="Segoe UI" w:cs="Segoe UI"/>
+          <w:color w:val="0D0D0D"/>
+          <w:kern w:val="0"/>
+          <w:sz w:val="24"/>
+          <w:szCs w:val="24"/>
+          <w:lang w:eastAsia="en-IN"/>
+          <w14:ligatures w14:val="none"/>
+        </w:rPr>
+        <w:t xml:space="preserve"> seasonal or periodic variations in complaint volume.</w:t>
       </w:r>
     </w:p>
     <w:p>
@@ -1128,6 +1142,9 @@
     </w:p>
     <w:p>
       <w:r>
+        <w:rPr>
+          <w:noProof/>
+        </w:rPr>
         <w:drawing>
           <wp:inline distT="0" distB="0" distL="0" distR="0" wp14:anchorId="6E478C48" wp14:editId="43A15E56">
             <wp:extent cx="5731510" cy="3408680"/>
@@ -1165,6 +1182,67 @@
         </w:drawing>
       </w:r>
     </w:p>
+    <w:p/>
+    <w:p/>
+    <w:p>
+      <w:r>
+        <w:t xml:space="preserve">Total Complaints = COUNTROWS('Financial Consumer </w:t>
+      </w:r>
+      <w:proofErr w:type="spellStart"/>
+      <w:r>
+        <w:t>Complaints_Financial</w:t>
+      </w:r>
+      <w:proofErr w:type="spellEnd"/>
+      <w:r>
+        <w:t xml:space="preserve"> Consumer Complaints')</w:t>
+      </w:r>
+    </w:p>
+    <w:p/>
+    <w:p>
+      <w:r>
+        <w:t xml:space="preserve">Timely Response = CALCULATE(COUNTROWS('Financial Consumer </w:t>
+      </w:r>
+      <w:proofErr w:type="spellStart"/>
+      <w:r>
+        <w:t>Complaints_Financial</w:t>
+      </w:r>
+      <w:proofErr w:type="spellEnd"/>
+      <w:r>
+        <w:t xml:space="preserve"> Consumer Complaints'), 'Financial Consumer </w:t>
+      </w:r>
+      <w:proofErr w:type="spellStart"/>
+      <w:r>
+        <w:t>Complaints_Financial</w:t>
+      </w:r>
+      <w:proofErr w:type="spellEnd"/>
+      <w:r>
+        <w:t xml:space="preserve"> Consumer Complaints'[Timely response?] = "Yes")</w:t>
+      </w:r>
+    </w:p>
+    <w:p>
+      <w:r>
+        <w:lastRenderedPageBreak/>
+        <w:t xml:space="preserve">In Progress = CALCULATE(COUNTROWS('Financial Consumer </w:t>
+      </w:r>
+      <w:proofErr w:type="spellStart"/>
+      <w:r>
+        <w:t>Complaints_Financial</w:t>
+      </w:r>
+      <w:proofErr w:type="spellEnd"/>
+      <w:r>
+        <w:t xml:space="preserve"> Consumer Complaints'), 'Financial Consumer </w:t>
+      </w:r>
+      <w:proofErr w:type="spellStart"/>
+      <w:r>
+        <w:t>Complaints_Financial</w:t>
+      </w:r>
+      <w:proofErr w:type="spellEnd"/>
+      <w:r>
+        <w:t xml:space="preserve"> Consumer Complaints'[Company response to consumer] = "In progress")</w:t>
+      </w:r>
+    </w:p>
+    <w:p/>
+    <w:p/>
     <w:sectPr>
       <w:pgSz w:w="11906" w:h="16838"/>
       <w:pgMar w:top="1440" w:right="1440" w:bottom="1440" w:left="1440" w:header="708" w:footer="708" w:gutter="0"/>
@@ -1824,7 +1902,6 @@
   <w:style w:type="character" w:default="1" w:styleId="DefaultParagraphFont">
     <w:name w:val="Default Paragraph Font"/>
     <w:uiPriority w:val="1"/>
-    <w:semiHidden/>
     <w:unhideWhenUsed/>
   </w:style>
   <w:style w:type="table" w:default="1" w:styleId="TableNormal">

--- a/assignment/Problem Statement.docx
+++ b/assignment/Problem Statement.docx
@@ -1182,11 +1182,39 @@
         </w:drawing>
       </w:r>
     </w:p>
+    <w:p>
+      <w:r>
+        <w:t xml:space="preserve">Total Complaints = </w:t>
+      </w:r>
+      <w:proofErr w:type="gramStart"/>
+      <w:r>
+        <w:t>COUNTROWS(</w:t>
+      </w:r>
+      <w:proofErr w:type="gramEnd"/>
+      <w:r>
+        <w:t xml:space="preserve">'Financial Consumer </w:t>
+      </w:r>
+      <w:proofErr w:type="spellStart"/>
+      <w:r>
+        <w:t>Complaints_Financial</w:t>
+      </w:r>
+      <w:proofErr w:type="spellEnd"/>
+      <w:r>
+        <w:t xml:space="preserve"> Consumer Complaints')</w:t>
+      </w:r>
+    </w:p>
     <w:p/>
-    <w:p/>
-    <w:p>
-      <w:r>
-        <w:t xml:space="preserve">Total Complaints = COUNTROWS('Financial Consumer </w:t>
+    <w:p>
+      <w:r>
+        <w:t xml:space="preserve">Timely Response = </w:t>
+      </w:r>
+      <w:proofErr w:type="gramStart"/>
+      <w:r>
+        <w:t>CALCULATE(COUNTROWS(</w:t>
+      </w:r>
+      <w:proofErr w:type="gramEnd"/>
+      <w:r>
+        <w:t xml:space="preserve">'Financial Consumer </w:t>
       </w:r>
       <w:proofErr w:type="spellStart"/>
       <w:r>
@@ -1194,13 +1222,7 @@
       </w:r>
       <w:proofErr w:type="spellEnd"/>
       <w:r>
-        <w:t xml:space="preserve"> Consumer Complaints')</w:t>
-      </w:r>
-    </w:p>
-    <w:p/>
-    <w:p>
-      <w:r>
-        <w:t xml:space="preserve">Timely Response = CALCULATE(COUNTROWS('Financial Consumer </w:t>
+        <w:t xml:space="preserve"> Consumer Complaints'), 'Financial Consumer </w:t>
       </w:r>
       <w:proofErr w:type="spellStart"/>
       <w:r>
@@ -1208,21 +1230,20 @@
       </w:r>
       <w:proofErr w:type="spellEnd"/>
       <w:r>
-        <w:t xml:space="preserve"> Consumer Complaints'), 'Financial Consumer </w:t>
-      </w:r>
-      <w:proofErr w:type="spellStart"/>
-      <w:r>
-        <w:t>Complaints_Financial</w:t>
-      </w:r>
-      <w:proofErr w:type="spellEnd"/>
-      <w:r>
         <w:t xml:space="preserve"> Consumer Complaints'[Timely response?] = "Yes")</w:t>
       </w:r>
     </w:p>
     <w:p>
       <w:r>
-        <w:lastRenderedPageBreak/>
-        <w:t xml:space="preserve">In Progress = CALCULATE(COUNTROWS('Financial Consumer </w:t>
+        <w:t xml:space="preserve">In Progress = </w:t>
+      </w:r>
+      <w:proofErr w:type="gramStart"/>
+      <w:r>
+        <w:t>CALCULATE(COUNTROWS(</w:t>
+      </w:r>
+      <w:proofErr w:type="gramEnd"/>
+      <w:r>
+        <w:t xml:space="preserve">'Financial Consumer </w:t>
       </w:r>
       <w:proofErr w:type="spellStart"/>
       <w:r>
